--- a/특강/강의안/피지컬AI_Agentic실습_2일차_이상을잡는자를만든다_4시간과정.docx
+++ b/특강/강의안/피지컬AI_Agentic실습_2일차_이상을잡는자를만든다_4시간과정.docx
@@ -1671,7 +1671,7 @@
           <w:color w:val="1F1F1F"/>
           <w:sz w:val="21"/>
         </w:rPr>
-        <w:t xml:space="preserve">슬라이드 </w:t>
+        <w:t>슬라이드 42장</w:t>
       </w:r>
       <w:r>
         <w:rPr>
@@ -1680,7 +1680,6 @@
           <w:color w:val="1F1F1F"/>
           <w:sz w:val="21"/>
         </w:rPr>
-        <w:t>36장</w:t>
       </w:r>
       <w:r>
         <w:rPr>

--- a/특강/강의안/피지컬AI_Agentic실습_2일차_이상을잡는자를만든다_4시간과정.docx
+++ b/특강/강의안/피지컬AI_Agentic실습_2일차_이상을잡는자를만든다_4시간과정.docx
@@ -2956,7 +2956,7 @@
           <w:color w:val="1F1F1F"/>
           <w:sz w:val="21"/>
         </w:rPr>
-        <w:t>산출물</w:t>
+        <w:t>산출물: VS Code에 열린 실습 저장소 (2일차 3일차 데이터 세 폴더가 보이면 성공)</w:t>
       </w:r>
       <w:r>
         <w:rPr>
@@ -2964,7 +2964,6 @@
           <w:color w:val="1F1F1F"/>
           <w:sz w:val="21"/>
         </w:rPr>
-        <w:t>: VS Code에 열린 실습 저장소 (</w:t>
       </w:r>
       <w:r>
         <w:rPr>
@@ -2972,7 +2971,6 @@
           <w:color w:val="C0392B"/>
           <w:sz w:val="20"/>
         </w:rPr>
-        <w:t>1일차</w:t>
       </w:r>
       <w:r>
         <w:rPr>
@@ -2980,7 +2978,6 @@
           <w:color w:val="1F1F1F"/>
           <w:sz w:val="21"/>
         </w:rPr>
-        <w:t xml:space="preserve"> </w:t>
       </w:r>
       <w:r>
         <w:rPr>
@@ -2988,7 +2985,6 @@
           <w:color w:val="C0392B"/>
           <w:sz w:val="20"/>
         </w:rPr>
-        <w:t>2일차</w:t>
       </w:r>
       <w:r>
         <w:rPr>
@@ -2996,7 +2992,6 @@
           <w:color w:val="1F1F1F"/>
           <w:sz w:val="21"/>
         </w:rPr>
-        <w:t xml:space="preserve"> </w:t>
       </w:r>
       <w:r>
         <w:rPr>
@@ -3004,7 +2999,6 @@
           <w:color w:val="C0392B"/>
           <w:sz w:val="20"/>
         </w:rPr>
-        <w:t>데이터</w:t>
       </w:r>
       <w:r>
         <w:rPr>
@@ -3012,7 +3006,6 @@
           <w:color w:val="1F1F1F"/>
           <w:sz w:val="21"/>
         </w:rPr>
-        <w:t xml:space="preserve"> 세 폴더가 보이면 성공)</w:t>
       </w:r>
     </w:p>
     <w:p>
